--- a/cases/brightwater-acquisition/docs/03_disclosure_letter_2025-03-14.docx
+++ b/cases/brightwater-acquisition/docs/03_disclosure_letter_2025-03-14.docx
@@ -21,7 +21,7 @@
         <w:rPr>
           <w:b w:val="0"/>
         </w:rPr>
-        <w:t xml:space="preserve"> Imogen Hale and Rafael Duarte (the "Sellers"), by their solicitors Pemberton Clarke LLP, 40 Chancery Lane, London WC2A 1JA</w:t>
+        <w:t xml:space="preserve"> Imogen Hale and Rafael Duarte (the "Sellers"), by their solicitors Pemberton Clarke LLP, 40 Quill Court, London ZZ6 1JA</w:t>
       </w:r>
     </w:p>
     <w:p>
@@ -35,7 +35,7 @@
         <w:rPr>
           <w:b w:val="0"/>
         </w:rPr>
-        <w:t xml:space="preserve"> Castellane Holdings Ltd (the "Buyer"), 14 Bruton Place, London W1J 6LX</w:t>
+        <w:t xml:space="preserve"> Castellane Holdings Ltd (the "Buyer"), 14 Ashgrove Mews, London ZZ3 6LX</w:t>
       </w:r>
     </w:p>
     <w:p>
